--- a/courts/eleventh-circuit/florida/state/fourth-district-court-of-appeal/petition-for-review/usage/OUTPUT-petition-for-review.docx
+++ b/courts/eleventh-circuit/florida/state/fourth-district-court-of-appeal/petition-for-review/usage/OUTPUT-petition-for-review.docx
@@ -1448,7 +1448,7 @@
         <w:pStyle w:val="BodyText"/>
       </w:pPr>
       <w:r>
-        <w:t xml:space="preserve">Dr. DeLuca’s counsel immediately requested copies of the subpoenas, any documents received in response to the subpoenas, any correspondence between the DOH and T-Mobile / AT&amp;T regarding the subpoenas, and any intraoffice correspondence regarding the subpoenas. (App. 1776</w:t>
+        <w:t xml:space="preserve">Dr. DeLuca’s counsel immediately requested copies of the subpoenas, any documents received in response to the subpoenas, any correspondence between the DOH and T-Mobile / AT&amp;T regarding the subpoenas, and any intraoffice correspondence regarding the subpoenas. (App. 1776</w:t>
       </w:r>
       <w:r>
         <w:noBreakHyphen/>
@@ -1667,7 +1667,7 @@
         <w:t xml:space="preserve"> </w:t>
       </w:r>
       <w:r>
-        <w:t xml:space="preserve">doctrine, this Request for Production is the product of information / evidence which Petitioner directly obtained through unconstitutional means which violate Respondent’s due process rights and did not comply with the requirements of Sections 456.072 and 456.073, Florida Statutes, and/​or the Florida Administrative Procedures Act. This Request for Production is the product of Subpoenas issued by the Petitioner after the investigation had been completed in this case but before Petitioner had referred the case to DOAH (at which time Petitioner regained subpoena power pursuant to DOAH), and Petitioner through this Request for Production improperly seeks to exploit such illegality. Respondent moves for a protective order regarding this Request for Production and is filing a separate Motion detailing the grounds for same.</w:t>
+        <w:t xml:space="preserve">doctrine, this Request for Production is the product of information / evidence which Petitioner directly obtained through unconstitutional means which violate Respondent’s due process rights and did not comply with the requirements of Sections 456.072 and 456.073, Florida Statutes, and/​or the Florida Administrative Procedures Act. This Request for Production is the product of Subpoenas issued by the Petitioner after the investigation had been completed in this case but before Petitioner had referred the case to DOAH (at which time Petitioner regained subpoena power pursuant to DOAH), and Petitioner through this Request for Production improperly seeks to exploit such illegality. Respondent moves for a protective order regarding this Request for Production and is filing a separate Motion detailing the grounds for same.</w:t>
       </w:r>
     </w:p>
     <w:p>
@@ -3826,7 +3826,7 @@
         <w:t xml:space="preserve"> </w:t>
       </w:r>
       <w:r>
-        <w:t xml:space="preserve">gamesmanship the exclusionary rule and the requirements of search warrants / subpoenas are meant to guard against.</w:t>
+        <w:t xml:space="preserve">gamesmanship the exclusionary rule and the requirements of search warrants / subpoenas are meant to guard against.</w:t>
       </w:r>
     </w:p>
     <w:p>
